--- a/03_实验三_系统设计与实现/202330222017孙嘉益.docx
+++ b/03_实验三_系统设计与实现/202330222017孙嘉益.docx
@@ -15775,6 +15775,14 @@
       </w:tblGrid>
       <w:tr>
         <w:tblPrEx>
+          <w:tblBorders>
+            <w:top w:val="single" w:color="95B3D7" w:themeColor="accent1" w:themeTint="99" w:sz="4" w:space="0"/>
+            <w:left w:val="single" w:color="95B3D7" w:themeColor="accent1" w:themeTint="99" w:sz="4" w:space="0"/>
+            <w:bottom w:val="single" w:color="95B3D7" w:themeColor="accent1" w:themeTint="99" w:sz="4" w:space="0"/>
+            <w:right w:val="single" w:color="95B3D7" w:themeColor="accent1" w:themeTint="99" w:sz="4" w:space="0"/>
+            <w:insideH w:val="single" w:color="95B3D7" w:themeColor="accent1" w:themeTint="99" w:sz="4" w:space="0"/>
+            <w:insideV w:val="none" w:color="auto" w:sz="0" w:space="0"/>
+          </w:tblBorders>
           <w:tblCellMar>
             <w:top w:w="0" w:type="dxa"/>
             <w:left w:w="108" w:type="dxa"/>
@@ -21199,14 +21207,6 @@
       </w:tblGrid>
       <w:tr>
         <w:tblPrEx>
-          <w:tblBorders>
-            <w:top w:val="single" w:color="95B3D7" w:themeColor="accent1" w:themeTint="99" w:sz="4" w:space="0"/>
-            <w:left w:val="single" w:color="95B3D7" w:themeColor="accent1" w:themeTint="99" w:sz="4" w:space="0"/>
-            <w:bottom w:val="single" w:color="95B3D7" w:themeColor="accent1" w:themeTint="99" w:sz="4" w:space="0"/>
-            <w:right w:val="single" w:color="95B3D7" w:themeColor="accent1" w:themeTint="99" w:sz="4" w:space="0"/>
-            <w:insideH w:val="single" w:color="95B3D7" w:themeColor="accent1" w:themeTint="99" w:sz="4" w:space="0"/>
-            <w:insideV w:val="none" w:color="auto" w:sz="0" w:space="0"/>
-          </w:tblBorders>
           <w:tblCellMar>
             <w:top w:w="0" w:type="dxa"/>
             <w:left w:w="108" w:type="dxa"/>
@@ -25859,8 +25859,6 @@
         </w:rPr>
         <w:t>推送完成后，登录 GitHub 或 GitLab 查看远程仓库文件，确认代码、数据库脚本和文档已经同步成功。通过远程仓库，可以实现项目备份、代码共享和后续协作开发。</w:t>
       </w:r>
-      <w:bookmarkStart w:id="0" w:name="_GoBack"/>
-      <w:bookmarkEnd w:id="0"/>
     </w:p>
     <w:p>
       <w:pPr>
@@ -27382,10 +27380,54 @@
           <w:lang w:eastAsia="zh-CN"/>
         </w:rPr>
       </w:pPr>
+      <w:r>
+        <w:drawing>
+          <wp:inline distT="0" distB="0" distL="114300" distR="114300">
+            <wp:extent cx="6477000" cy="3632835"/>
+            <wp:effectExtent l="0" t="0" r="0" b="9525"/>
+            <wp:docPr id="27" name="图片 1"/>
+            <wp:cNvGraphicFramePr>
+              <a:graphicFrameLocks xmlns:a="http://schemas.openxmlformats.org/drawingml/2006/main" noChangeAspect="1"/>
+            </wp:cNvGraphicFramePr>
+            <a:graphic xmlns:a="http://schemas.openxmlformats.org/drawingml/2006/main">
+              <a:graphicData uri="http://schemas.openxmlformats.org/drawingml/2006/picture">
+                <pic:pic xmlns:pic="http://schemas.openxmlformats.org/drawingml/2006/picture">
+                  <pic:nvPicPr>
+                    <pic:cNvPr id="27" name="图片 1"/>
+                    <pic:cNvPicPr>
+                      <a:picLocks noChangeAspect="1"/>
+                    </pic:cNvPicPr>
+                  </pic:nvPicPr>
+                  <pic:blipFill>
+                    <a:blip r:embed="rId29"/>
+                    <a:stretch>
+                      <a:fillRect/>
+                    </a:stretch>
+                  </pic:blipFill>
+                  <pic:spPr>
+                    <a:xfrm>
+                      <a:off x="0" y="0"/>
+                      <a:ext cx="6477000" cy="3632835"/>
+                    </a:xfrm>
+                    <a:prstGeom prst="rect">
+                      <a:avLst/>
+                    </a:prstGeom>
+                    <a:noFill/>
+                    <a:ln>
+                      <a:noFill/>
+                    </a:ln>
+                  </pic:spPr>
+                </pic:pic>
+              </a:graphicData>
+            </a:graphic>
+          </wp:inline>
+        </w:drawing>
+      </w:r>
     </w:p>
     <w:p>
       <w:pPr>
         <w:numPr>
+          <w:ilvl w:val="0"/>
           <w:numId w:val="0"/>
         </w:numPr>
         <w:spacing w:line="360" w:lineRule="auto"/>
@@ -27397,6 +27439,596 @@
           <w:lang w:eastAsia="zh-CN"/>
         </w:rPr>
       </w:pPr>
+      <w:r>
+        <w:rPr>
+          <w:rFonts w:hint="eastAsia"/>
+          <w:b/>
+          <w:bCs/>
+          <w:szCs w:val="21"/>
+          <w:lang w:eastAsia="zh-CN"/>
+        </w:rPr>
+        <w:drawing>
+          <wp:inline distT="0" distB="0" distL="114300" distR="114300">
+            <wp:extent cx="6473825" cy="3843655"/>
+            <wp:effectExtent l="0" t="0" r="3175" b="12065"/>
+            <wp:docPr id="26" name="图片 26" descr="d530b6338f3fc15022d5a608e61ee773"/>
+            <wp:cNvGraphicFramePr>
+              <a:graphicFrameLocks xmlns:a="http://schemas.openxmlformats.org/drawingml/2006/main" noChangeAspect="1"/>
+            </wp:cNvGraphicFramePr>
+            <a:graphic xmlns:a="http://schemas.openxmlformats.org/drawingml/2006/main">
+              <a:graphicData uri="http://schemas.openxmlformats.org/drawingml/2006/picture">
+                <pic:pic xmlns:pic="http://schemas.openxmlformats.org/drawingml/2006/picture">
+                  <pic:nvPicPr>
+                    <pic:cNvPr id="26" name="图片 26" descr="d530b6338f3fc15022d5a608e61ee773"/>
+                    <pic:cNvPicPr>
+                      <a:picLocks noChangeAspect="1"/>
+                    </pic:cNvPicPr>
+                  </pic:nvPicPr>
+                  <pic:blipFill>
+                    <a:blip r:embed="rId30"/>
+                    <a:stretch>
+                      <a:fillRect/>
+                    </a:stretch>
+                  </pic:blipFill>
+                  <pic:spPr>
+                    <a:xfrm>
+                      <a:off x="0" y="0"/>
+                      <a:ext cx="6473825" cy="3843655"/>
+                    </a:xfrm>
+                    <a:prstGeom prst="rect">
+                      <a:avLst/>
+                    </a:prstGeom>
+                  </pic:spPr>
+                </pic:pic>
+              </a:graphicData>
+            </a:graphic>
+          </wp:inline>
+        </w:drawing>
+      </w:r>
+    </w:p>
+    <w:p>
+      <w:pPr>
+        <w:numPr>
+          <w:ilvl w:val="0"/>
+          <w:numId w:val="5"/>
+        </w:numPr>
+        <w:spacing w:line="360" w:lineRule="auto"/>
+        <w:rPr>
+          <w:rFonts w:hint="eastAsia"/>
+          <w:b/>
+          <w:bCs/>
+          <w:szCs w:val="21"/>
+          <w:lang w:eastAsia="zh-CN"/>
+        </w:rPr>
+      </w:pPr>
+      <w:r>
+        <w:rPr>
+          <w:rFonts w:hint="eastAsia"/>
+          <w:b/>
+          <w:bCs/>
+          <w:szCs w:val="21"/>
+          <w:lang w:eastAsia="zh-CN"/>
+        </w:rPr>
+        <w:t>问题与解决</w:t>
+      </w:r>
+    </w:p>
+    <w:p>
+      <w:pPr>
+        <w:numPr>
+          <w:ilvl w:val="0"/>
+          <w:numId w:val="0"/>
+        </w:numPr>
+        <w:spacing w:line="360" w:lineRule="auto"/>
+        <w:ind w:firstLine="420" w:firstLineChars="0"/>
+        <w:rPr>
+          <w:rFonts w:hint="eastAsia"/>
+          <w:b w:val="0"/>
+          <w:bCs w:val="0"/>
+          <w:szCs w:val="21"/>
+          <w:lang w:val="en-US" w:eastAsia="zh-CN"/>
+        </w:rPr>
+      </w:pPr>
+      <w:r>
+        <w:rPr>
+          <w:rFonts w:hint="eastAsia"/>
+          <w:b w:val="0"/>
+          <w:bCs w:val="0"/>
+          <w:szCs w:val="21"/>
+          <w:lang w:val="en-US" w:eastAsia="zh-CN"/>
+        </w:rPr>
+        <w:t>在本次实验过程中，在详细设计阶段，流程图一开始存在逻辑过多、分支不清晰的问题。例如宣传需求提交、审核、任务拆分、成果提交和成果审核都放在同一个流程中，会导致流程图复杂、不便阅读。后来将核心流程拆分为宣传需求管理模块和成果审核与归档模块，分别设计流程图和伪代码，使模块职责更加明确，流程逻辑更加清楚。</w:t>
+      </w:r>
+    </w:p>
+    <w:p>
+      <w:pPr>
+        <w:numPr>
+          <w:ilvl w:val="0"/>
+          <w:numId w:val="0"/>
+        </w:numPr>
+        <w:spacing w:line="360" w:lineRule="auto"/>
+        <w:ind w:firstLine="420" w:firstLineChars="0"/>
+        <w:rPr>
+          <w:rFonts w:hint="eastAsia"/>
+          <w:b w:val="0"/>
+          <w:bCs w:val="0"/>
+          <w:szCs w:val="21"/>
+          <w:lang w:val="en-US" w:eastAsia="zh-CN"/>
+        </w:rPr>
+      </w:pPr>
+      <w:r>
+        <w:rPr>
+          <w:rFonts w:hint="eastAsia"/>
+          <w:b w:val="0"/>
+          <w:bCs w:val="0"/>
+          <w:szCs w:val="21"/>
+          <w:lang w:val="en-US" w:eastAsia="zh-CN"/>
+        </w:rPr>
+        <w:t>在数据库设计阶段，也出现了表结构和项目功能不完全对应的问题。通过 AI 辅助分析后，设计了用户表、部门表、任务类型表、宣传需求表、宣传任务表、派单记录表、成果提交表、审核记录表、提醒记录表、宣传资产表和系统参数表，基本覆盖了本系统的核心业务数据。同时，在 MySQL Workbench 中执行更新语句时遇到了安全更新模式限制，后来通过增加主键条件的方式完成了数据更新。</w:t>
+      </w:r>
+    </w:p>
+    <w:p>
+      <w:pPr>
+        <w:numPr>
+          <w:ilvl w:val="0"/>
+          <w:numId w:val="0"/>
+        </w:numPr>
+        <w:spacing w:line="360" w:lineRule="auto"/>
+        <w:ind w:firstLine="420" w:firstLineChars="0"/>
+        <w:rPr>
+          <w:rFonts w:hint="eastAsia"/>
+          <w:b w:val="0"/>
+          <w:bCs w:val="0"/>
+          <w:szCs w:val="21"/>
+          <w:lang w:val="en-US" w:eastAsia="zh-CN"/>
+        </w:rPr>
+      </w:pPr>
+      <w:r>
+        <w:rPr>
+          <w:rFonts w:hint="eastAsia"/>
+          <w:b w:val="0"/>
+          <w:bCs w:val="0"/>
+          <w:szCs w:val="21"/>
+          <w:lang w:val="en-US" w:eastAsia="zh-CN"/>
+        </w:rPr>
+        <w:t>在编码实现阶段，主要遇到了数据库连接错误、端口占用和登录失败等问题。项目启动时曾出现 8080 端口被占用的问题，解决方法是检查端口占用进程，或者将服务端口修改为 8081。登录后出现 500 错误时，通过查看 IDEA 控制台日志发现是 Spring Boot 连接 MySQL 失败，后来检查并修改了 application.properties 中的数据库用户名、密码和连接地址，使系统能够正常访问数据库。</w:t>
+      </w:r>
+    </w:p>
+    <w:p>
+      <w:pPr>
+        <w:numPr>
+          <w:ilvl w:val="0"/>
+          <w:numId w:val="0"/>
+        </w:numPr>
+        <w:spacing w:line="360" w:lineRule="auto"/>
+        <w:ind w:firstLine="420" w:firstLineChars="0"/>
+        <w:rPr>
+          <w:rFonts w:hint="eastAsia"/>
+          <w:b w:val="0"/>
+          <w:bCs w:val="0"/>
+          <w:szCs w:val="21"/>
+          <w:lang w:val="en-US" w:eastAsia="zh-CN"/>
+        </w:rPr>
+      </w:pPr>
+      <w:r>
+        <w:rPr>
+          <w:rFonts w:hint="eastAsia"/>
+          <w:b w:val="0"/>
+          <w:bCs w:val="0"/>
+          <w:szCs w:val="21"/>
+          <w:lang w:val="en-US" w:eastAsia="zh-CN"/>
+        </w:rPr>
+        <w:t>在 Git 版本控制阶段，遇到了远程仓库推送失败的问题。执行 git push origin main 时出现 HTTP 408 和远程连接中断，说明本地提交成功但未成功推送到 GitHub。解决过程中，先使用 git status 判断本地分支是否领先远程分支，再配置 Git 网络参数，并尝试取消本地代理配置。通过 AI 工具辅助分析后，明确了该问题主要是网络连接或代理异常导致，而不是代码提交本身的问题。后续可以通过 IDEA 图形界面、GitHub Desktop 或更换网络继续完成推送。</w:t>
+      </w:r>
+    </w:p>
+    <w:p>
+      <w:pPr>
+        <w:numPr>
+          <w:ilvl w:val="0"/>
+          <w:numId w:val="5"/>
+        </w:numPr>
+        <w:spacing w:line="360" w:lineRule="auto"/>
+        <w:rPr>
+          <w:rFonts w:hint="eastAsia"/>
+          <w:b/>
+          <w:bCs/>
+          <w:szCs w:val="21"/>
+          <w:lang w:eastAsia="zh-CN"/>
+        </w:rPr>
+      </w:pPr>
+      <w:r>
+        <w:rPr>
+          <w:rFonts w:hint="eastAsia"/>
+          <w:b/>
+          <w:bCs/>
+          <w:szCs w:val="21"/>
+          <w:lang w:eastAsia="zh-CN"/>
+        </w:rPr>
+        <w:t>分析</w:t>
+      </w:r>
+    </w:p>
+    <w:p>
+      <w:pPr>
+        <w:numPr>
+          <w:ilvl w:val="0"/>
+          <w:numId w:val="0"/>
+        </w:numPr>
+        <w:spacing w:line="360" w:lineRule="auto"/>
+        <w:ind w:firstLine="420" w:firstLineChars="0"/>
+        <w:rPr>
+          <w:rFonts w:hint="eastAsia"/>
+          <w:b w:val="0"/>
+          <w:bCs w:val="0"/>
+          <w:szCs w:val="21"/>
+          <w:lang w:val="en-US" w:eastAsia="zh-CN"/>
+        </w:rPr>
+      </w:pPr>
+      <w:r>
+        <w:rPr>
+          <w:rFonts w:hint="eastAsia"/>
+          <w:b w:val="0"/>
+          <w:bCs w:val="0"/>
+          <w:szCs w:val="21"/>
+          <w:lang w:val="en-US" w:eastAsia="zh-CN"/>
+        </w:rPr>
+        <w:t>本次系统设计方案总体上是合理且可行的。系统采用分层架构，将页面展示、业务逻辑、数据访问和数据存储进行分离，有利于降低模块之间的耦合度。表现层主要负责用户登录、宣传需求提交、审核页面、任务页面和素材查询页面等交互功能；业务逻辑层负责处理申请校验、审核状态流转、任务派单、成果审核和归档等核心规则；数据访问层负责与 MySQL 数据库交互。这样的设计符合软件工程中模块化和分层设计的基本思想，也便于后续扩展和维护。</w:t>
+      </w:r>
+    </w:p>
+    <w:p>
+      <w:pPr>
+        <w:numPr>
+          <w:ilvl w:val="0"/>
+          <w:numId w:val="0"/>
+        </w:numPr>
+        <w:spacing w:line="360" w:lineRule="auto"/>
+        <w:ind w:firstLine="420" w:firstLineChars="0"/>
+        <w:rPr>
+          <w:rFonts w:hint="eastAsia"/>
+          <w:b w:val="0"/>
+          <w:bCs w:val="0"/>
+          <w:szCs w:val="21"/>
+          <w:lang w:val="en-US" w:eastAsia="zh-CN"/>
+        </w:rPr>
+      </w:pPr>
+      <w:r>
+        <w:rPr>
+          <w:rFonts w:hint="eastAsia"/>
+          <w:b w:val="0"/>
+          <w:bCs w:val="0"/>
+          <w:szCs w:val="21"/>
+          <w:lang w:val="en-US" w:eastAsia="zh-CN"/>
+        </w:rPr>
+        <w:t>从功能实现角度看，本项目已经围绕宣传协同管理的核心闭环进行了编码实现，包括用户登录、宣传需求提交、需求审核、任务派单、成果提交、成果审核、素材归档和数据统计等功能。代码结构按照 controller、service、mapper、entity、dto、config 等包进行组织，基本体现了表现层、业务逻辑层和数据访问层的分工，具有一定的规范性。</w:t>
+      </w:r>
+    </w:p>
+    <w:p>
+      <w:pPr>
+        <w:numPr>
+          <w:ilvl w:val="0"/>
+          <w:numId w:val="0"/>
+        </w:numPr>
+        <w:spacing w:line="360" w:lineRule="auto"/>
+        <w:ind w:firstLine="420" w:firstLineChars="0"/>
+        <w:rPr>
+          <w:rFonts w:hint="eastAsia"/>
+          <w:b w:val="0"/>
+          <w:bCs w:val="0"/>
+          <w:szCs w:val="21"/>
+          <w:lang w:val="en-US" w:eastAsia="zh-CN"/>
+        </w:rPr>
+      </w:pPr>
+      <w:r>
+        <w:rPr>
+          <w:rFonts w:hint="eastAsia"/>
+          <w:b w:val="0"/>
+          <w:bCs w:val="0"/>
+          <w:szCs w:val="21"/>
+          <w:lang w:val="en-US" w:eastAsia="zh-CN"/>
+        </w:rPr>
+        <w:t>从数据库设计角度看，当前表结构能够较好地反映系统业务对象及其关系。一个申请人可以提交多个宣传需求，一个宣传需求可以拆分为多个宣传任务，一个任务可以产生多次成果提交，成果和审核记录也能够通过表关系进行追踪。这种设计可以支持后续对任务完成率、逾期率、返修率和部门工作量的统计分析。不过，当前数据库设计仍有改进空间，例如操作日志、传播效果统计、真实消息通知和文件存储管理还可以进一步完善。</w:t>
+      </w:r>
+    </w:p>
+    <w:p>
+      <w:pPr>
+        <w:numPr>
+          <w:ilvl w:val="0"/>
+          <w:numId w:val="0"/>
+        </w:numPr>
+        <w:spacing w:line="360" w:lineRule="auto"/>
+        <w:ind w:firstLine="420" w:firstLineChars="0"/>
+        <w:rPr>
+          <w:rFonts w:hint="eastAsia"/>
+          <w:b w:val="0"/>
+          <w:bCs w:val="0"/>
+          <w:szCs w:val="21"/>
+          <w:lang w:val="en-US" w:eastAsia="zh-CN"/>
+        </w:rPr>
+      </w:pPr>
+      <w:r>
+        <w:rPr>
+          <w:rFonts w:hint="eastAsia"/>
+          <w:b w:val="0"/>
+          <w:bCs w:val="0"/>
+          <w:szCs w:val="21"/>
+          <w:lang w:val="en-US" w:eastAsia="zh-CN"/>
+        </w:rPr>
+        <w:t>Git 版本控制在本次项目开发中发挥了重要作用。通过 git init 初始化仓库，使用 git add 和 git commit 记录项目阶段成果，可以保留项目从文档、数据库到代码实现的完整修改历史。分支管理能够将开发分支和主分支分开，避免直接在主分支上进行不稳定修改。远程仓库则有利于项目备份和协作开发，即使本地环境出现问题，也可以从远程仓库恢复项目文件。</w:t>
+      </w:r>
+    </w:p>
+    <w:p>
+      <w:pPr>
+        <w:numPr>
+          <w:ilvl w:val="0"/>
+          <w:numId w:val="0"/>
+        </w:numPr>
+        <w:spacing w:line="360" w:lineRule="auto"/>
+        <w:ind w:firstLine="420" w:firstLineChars="0"/>
+        <w:rPr>
+          <w:rFonts w:hint="eastAsia"/>
+          <w:b w:val="0"/>
+          <w:bCs w:val="0"/>
+          <w:szCs w:val="21"/>
+          <w:lang w:val="en-US" w:eastAsia="zh-CN"/>
+        </w:rPr>
+      </w:pPr>
+      <w:r>
+        <w:rPr>
+          <w:rFonts w:hint="eastAsia"/>
+          <w:b w:val="0"/>
+          <w:bCs w:val="0"/>
+          <w:szCs w:val="21"/>
+          <w:lang w:val="en-US" w:eastAsia="zh-CN"/>
+        </w:rPr>
+        <w:t>AI 工具在本次实验中发挥了明显的辅助作用。它可以帮助快速梳理系统架构、优化模块划分、生成数据库表结构、编写 SQL 语句、辅助生成代码框架、解释 Git 命令含义，并根据报错信息定位问题。相比完全依靠传统手工开发，AI 工具显著提高了文档编写、代码生成和问题排查的效率。</w:t>
+      </w:r>
+    </w:p>
+    <w:p>
+      <w:pPr>
+        <w:numPr>
+          <w:ilvl w:val="0"/>
+          <w:numId w:val="0"/>
+        </w:numPr>
+        <w:spacing w:line="360" w:lineRule="auto"/>
+        <w:ind w:firstLine="420" w:firstLineChars="0"/>
+        <w:rPr>
+          <w:rFonts w:hint="eastAsia"/>
+          <w:b w:val="0"/>
+          <w:bCs w:val="0"/>
+          <w:szCs w:val="21"/>
+          <w:lang w:val="en-US" w:eastAsia="zh-CN"/>
+        </w:rPr>
+      </w:pPr>
+      <w:r>
+        <w:rPr>
+          <w:rFonts w:hint="eastAsia"/>
+          <w:b w:val="0"/>
+          <w:bCs w:val="0"/>
+          <w:szCs w:val="21"/>
+          <w:lang w:val="en-US" w:eastAsia="zh-CN"/>
+        </w:rPr>
+        <w:t>但是，AI 工具也不能完全替代人工判断。AI 生成的内容有时会过于模板化，或者仍然沿用指导书中的示例场景，导致内容与本项目实际不符。AI 生成的代码也需要进行编译、运行和逻辑验证，不能直接认为一定正确。因此，在使用 AI 工具时，需要明确任务背景，给出清晰指令，并对生成结果进行人工检查和调整。</w:t>
+      </w:r>
+    </w:p>
+    <w:p>
+      <w:pPr>
+        <w:numPr>
+          <w:ilvl w:val="0"/>
+          <w:numId w:val="1"/>
+        </w:numPr>
+        <w:spacing w:line="360" w:lineRule="auto"/>
+        <w:rPr>
+          <w:rFonts w:hint="eastAsia" w:ascii="黑体" w:hAnsi="黑体" w:eastAsia="黑体"/>
+          <w:sz w:val="28"/>
+          <w:szCs w:val="28"/>
+        </w:rPr>
+      </w:pPr>
+      <w:r>
+        <w:rPr>
+          <w:rFonts w:hint="eastAsia" w:ascii="黑体" w:hAnsi="黑体" w:eastAsia="黑体"/>
+          <w:sz w:val="28"/>
+          <w:szCs w:val="28"/>
+        </w:rPr>
+        <w:t>实验</w:t>
+      </w:r>
+      <w:r>
+        <w:rPr>
+          <w:rFonts w:hint="eastAsia" w:ascii="黑体" w:hAnsi="黑体" w:eastAsia="黑体"/>
+          <w:sz w:val="28"/>
+          <w:szCs w:val="28"/>
+          <w:lang w:val="en-US" w:eastAsia="zh-CN"/>
+        </w:rPr>
+        <w:t>总结与展望</w:t>
+      </w:r>
+    </w:p>
+    <w:p>
+      <w:pPr>
+        <w:numPr>
+          <w:ilvl w:val="0"/>
+          <w:numId w:val="0"/>
+        </w:numPr>
+        <w:spacing w:line="360" w:lineRule="auto"/>
+        <w:ind w:firstLine="420" w:firstLineChars="0"/>
+        <w:rPr>
+          <w:rFonts w:hint="eastAsia"/>
+          <w:b w:val="0"/>
+          <w:bCs w:val="0"/>
+          <w:szCs w:val="21"/>
+          <w:lang w:val="en-US" w:eastAsia="zh-CN"/>
+        </w:rPr>
+      </w:pPr>
+      <w:r>
+        <w:rPr>
+          <w:rFonts w:hint="eastAsia"/>
+          <w:b w:val="0"/>
+          <w:bCs w:val="0"/>
+          <w:szCs w:val="21"/>
+          <w:lang w:val="en-US" w:eastAsia="zh-CN"/>
+        </w:rPr>
+        <w:t>通过本次实验，我对软件系统设计与实现的完整流程有了更加系统的认识。在总体设计方面，我学习了如何根据需求规格说明书确定系统的核心功能、非功能性需求和架构重点。通过分层架构设计，可以将系统拆分为表现层、业务逻辑层、数据访问层和数据存储层，使系统结构更加清晰。对于本项目来说，分层架构能够较好地支撑宣传需求提交、审核、派单、成果提交和归档统计等功能。</w:t>
+      </w:r>
+    </w:p>
+    <w:p>
+      <w:pPr>
+        <w:numPr>
+          <w:ilvl w:val="0"/>
+          <w:numId w:val="0"/>
+        </w:numPr>
+        <w:spacing w:line="360" w:lineRule="auto"/>
+        <w:ind w:firstLine="420" w:firstLineChars="0"/>
+        <w:rPr>
+          <w:rFonts w:hint="eastAsia"/>
+          <w:b w:val="0"/>
+          <w:bCs w:val="0"/>
+          <w:szCs w:val="21"/>
+          <w:lang w:val="en-US" w:eastAsia="zh-CN"/>
+        </w:rPr>
+      </w:pPr>
+      <w:r>
+        <w:rPr>
+          <w:rFonts w:hint="eastAsia"/>
+          <w:b w:val="0"/>
+          <w:bCs w:val="0"/>
+          <w:szCs w:val="21"/>
+          <w:lang w:val="en-US" w:eastAsia="zh-CN"/>
+        </w:rPr>
+        <w:t>在详细设计方面，我进一步理解了模块功能描述、流程图、伪代码和类图之间的关系。流程图可以帮助梳理业务执行顺序和条件分支，伪代码可以将业务逻辑转化为接近程序实现的步骤，类图则能够展示系统核心对象及其关系。通过这些设计工作，可以在真正编码之前发现业务流程中的遗漏和不合理之处。</w:t>
+      </w:r>
+    </w:p>
+    <w:p>
+      <w:pPr>
+        <w:numPr>
+          <w:ilvl w:val="0"/>
+          <w:numId w:val="0"/>
+        </w:numPr>
+        <w:spacing w:line="360" w:lineRule="auto"/>
+        <w:ind w:firstLine="420" w:firstLineChars="0"/>
+        <w:rPr>
+          <w:rFonts w:hint="eastAsia"/>
+          <w:b w:val="0"/>
+          <w:bCs w:val="0"/>
+          <w:szCs w:val="21"/>
+          <w:lang w:val="en-US" w:eastAsia="zh-CN"/>
+        </w:rPr>
+      </w:pPr>
+      <w:r>
+        <w:rPr>
+          <w:rFonts w:hint="eastAsia"/>
+          <w:b w:val="0"/>
+          <w:bCs w:val="0"/>
+          <w:szCs w:val="21"/>
+          <w:lang w:val="en-US" w:eastAsia="zh-CN"/>
+        </w:rPr>
+        <w:t>在数据库设计方面，我掌握了根据业务对象设计数据表的方法。本项目围绕用户、部门、任务类型、宣传需求、宣传任务、成果提交、审核记录、提醒记录和宣传资产等对象设计数据表，并通过主键、外键和约束条件建立表之间的关系。数据库设计不仅要能保存数据，还要能够支撑业务流程和后续查询统计。</w:t>
+      </w:r>
+    </w:p>
+    <w:p>
+      <w:pPr>
+        <w:numPr>
+          <w:ilvl w:val="0"/>
+          <w:numId w:val="0"/>
+        </w:numPr>
+        <w:spacing w:line="360" w:lineRule="auto"/>
+        <w:ind w:firstLine="420" w:firstLineChars="0"/>
+        <w:rPr>
+          <w:rFonts w:hint="eastAsia"/>
+          <w:b w:val="0"/>
+          <w:bCs w:val="0"/>
+          <w:szCs w:val="21"/>
+          <w:lang w:val="en-US" w:eastAsia="zh-CN"/>
+        </w:rPr>
+      </w:pPr>
+      <w:r>
+        <w:rPr>
+          <w:rFonts w:hint="eastAsia"/>
+          <w:b w:val="0"/>
+          <w:bCs w:val="0"/>
+          <w:szCs w:val="21"/>
+          <w:lang w:val="en-US" w:eastAsia="zh-CN"/>
+        </w:rPr>
+        <w:t>在编码实现方面，我学习了如何使用 Spring Boot、MyBatis、MySQL 和 Thymeleaf 搭建一个可以演示的 Web 系统。项目按照 controller、service、mapper、entity 等结构组织代码，体现了分层开发思想。通过实际运行项目，我也认识到编码实现中常见的问题，如数据库连接错误、端口占用、登录逻辑异常和页面跳转错误都需要结合控制台日志进行排查。</w:t>
+      </w:r>
+    </w:p>
+    <w:p>
+      <w:pPr>
+        <w:numPr>
+          <w:ilvl w:val="0"/>
+          <w:numId w:val="0"/>
+        </w:numPr>
+        <w:spacing w:line="360" w:lineRule="auto"/>
+        <w:ind w:firstLine="420" w:firstLineChars="0"/>
+        <w:rPr>
+          <w:rFonts w:hint="eastAsia"/>
+          <w:b w:val="0"/>
+          <w:bCs w:val="0"/>
+          <w:szCs w:val="21"/>
+          <w:lang w:val="en-US" w:eastAsia="zh-CN"/>
+        </w:rPr>
+      </w:pPr>
+      <w:r>
+        <w:rPr>
+          <w:rFonts w:hint="eastAsia"/>
+          <w:b w:val="0"/>
+          <w:bCs w:val="0"/>
+          <w:szCs w:val="21"/>
+          <w:lang w:val="en-US" w:eastAsia="zh-CN"/>
+        </w:rPr>
+        <w:t>在 Git 版本控制方面，我熟悉了从本地仓库初始化、文件添加、代码提交、分支管理到远程推送的基本流程。Git 可以帮助记录项目修改历史，远程仓库可以作为项目备份和协作平台。虽然在远程推送过程中遇到了网络超时和代理连接异常问题，但通过排查 Git 状态和网络配置，我对 Git 的实际使用过程有了更深入的理解。</w:t>
+      </w:r>
+    </w:p>
+    <w:p>
+      <w:pPr>
+        <w:numPr>
+          <w:ilvl w:val="0"/>
+          <w:numId w:val="0"/>
+        </w:numPr>
+        <w:spacing w:line="360" w:lineRule="auto"/>
+        <w:ind w:firstLine="420" w:firstLineChars="0"/>
+        <w:rPr>
+          <w:rFonts w:hint="eastAsia"/>
+          <w:b w:val="0"/>
+          <w:bCs w:val="0"/>
+          <w:szCs w:val="21"/>
+          <w:lang w:val="en-US" w:eastAsia="zh-CN"/>
+        </w:rPr>
+      </w:pPr>
+      <w:r>
+        <w:rPr>
+          <w:rFonts w:hint="eastAsia"/>
+          <w:b w:val="0"/>
+          <w:bCs w:val="0"/>
+          <w:szCs w:val="21"/>
+          <w:lang w:val="en-US" w:eastAsia="zh-CN"/>
+        </w:rPr>
+        <w:t>本次实验仍然存在一些不足。首先，系统功能还比较简化，部分功能如真实消息提醒、智能派单、文件上传管理和传播效果统计还没有完全实现。其次，代码规范还有进一步提升空间，例如异常处理、权限控制和公共方法复用仍可优化。</w:t>
+      </w:r>
+    </w:p>
+    <w:p>
+      <w:pPr>
+        <w:numPr>
+          <w:ilvl w:val="0"/>
+          <w:numId w:val="0"/>
+        </w:numPr>
+        <w:spacing w:line="360" w:lineRule="auto"/>
+        <w:ind w:firstLine="420" w:firstLineChars="0"/>
+        <w:rPr>
+          <w:rFonts w:hint="eastAsia"/>
+          <w:b w:val="0"/>
+          <w:bCs w:val="0"/>
+          <w:szCs w:val="21"/>
+          <w:lang w:val="en-US" w:eastAsia="zh-CN"/>
+        </w:rPr>
+      </w:pPr>
+      <w:r>
+        <w:rPr>
+          <w:rFonts w:hint="eastAsia"/>
+          <w:b w:val="0"/>
+          <w:bCs w:val="0"/>
+          <w:szCs w:val="21"/>
+          <w:lang w:val="en-US" w:eastAsia="zh-CN"/>
+        </w:rPr>
+        <w:t>后续实验可以基于本次设计与编码成果继续开展软件测试工作。下一步可以设计登录测试、宣传需求提交测试、审核流程测试、任务派单测试、成果提交测试和素材查询测试，验证系统功能是否符合需求规格说明书。同时，还可以进一步优化页面展示效果，完善异常提示和权限控制，使系统更加稳定、易用。</w:t>
+      </w:r>
+      <w:bookmarkStart w:id="0" w:name="_GoBack"/>
+      <w:bookmarkEnd w:id="0"/>
     </w:p>
     <w:sectPr>
       <w:pgSz w:w="11906" w:h="16838"/>
